--- a/rapports/2026-06-06/EQ26/EQ26_sup_v2/DR_091201010013/00-18-86-96.docx
+++ b/rapports/2026-06-06/EQ26/EQ26_sup_v2/DR_091201010013/00-18-86-96.docx
@@ -297,7 +297,7 @@
           <w:color w:val="1F6FEB"/>
           <w:sz w:val="22"/>
         </w:rPr>
-        <w:t>⚠ INCOHÉRENCES À CORRIGER (130)</w:t>
+        <w:t>⚠ INCOHÉRENCES À CORRIGER (119)</w:t>
       </w:r>
     </w:p>
     <w:tbl>
@@ -755,7 +755,7 @@
                 <w:i w:val="0"/>
                 <w:sz w:val="17"/>
               </w:rPr>
-              <w:t>Incoherence! AWA SY a declaré que la catégorie socioprofessionnelle de sa mère est Travailleur familial contribuant à une entreprise familiale alors que la mère elle-même declare comme catégorie socioprofessionnelle Travailleur pour compte propre au niveau de la section 4b.</w:t>
+              <w:t>Incoherence! ABSATOU SY 1 a declaré que la catégorie socioprofessionnelle de sa mère est Travailleur familial contribuant à une entreprise familiale alors que la mère elle-même declare comme catégorie socioprofessionnelle Stagiaire ou  Apprenti non rénuméré au niveau de la section 4b.</w:t>
             </w:r>
           </w:p>
         </w:tc>
@@ -845,7 +845,7 @@
                 <w:i w:val="0"/>
                 <w:sz w:val="17"/>
               </w:rPr>
-              <w:t>Incoherence! SAER SY a declaré que la catégorie socioprofessionnelle de sa mère est Travailleur familial contribuant à une entreprise familiale alors que la mère elle-même declare comme catégorie socioprofessionnelle Travailleur pour compte propre au niveau de la section 4b.</w:t>
+              <w:t>Incoherence! AWA SY a declaré que la catégorie socioprofessionnelle de sa mère est Travailleur familial contribuant à une entreprise familiale alors que la mère elle-même declare comme catégorie socioprofessionnelle Travailleur pour compte propre au niveau de la section 4b.</w:t>
             </w:r>
           </w:p>
         </w:tc>
@@ -935,7 +935,7 @@
                 <w:i w:val="0"/>
                 <w:sz w:val="17"/>
               </w:rPr>
-              <w:t>Incoherence! THIERNO SY a declaré que la catégorie socioprofessionnelle de sa mère est Travailleur familial contribuant à une entreprise familiale alors que la mère elle-même declare comme catégorie socioprofessionnelle Travailleur pour compte propre au niveau de la section 4b.</w:t>
+              <w:t>Incoherence! DIEYNABA SY a declaré que la catégorie socioprofessionnelle de sa mère est Travailleur familial contribuant à une entreprise familiale alors que la mère elle-même declare comme catégorie socioprofessionnelle Stagiaire ou  Apprenti non rénuméré au niveau de la section 4b.</w:t>
             </w:r>
           </w:p>
         </w:tc>
@@ -994,7 +994,7 @@
                 <w:color w:val="16A34A"/>
                 <w:sz w:val="16"/>
               </w:rPr>
-              <w:t>s01q32, s01q37, s04q23, s01q00b, s01q37_decode, s04q23_decode</w:t>
+              <w:t>—</w:t>
             </w:r>
           </w:p>
         </w:tc>
@@ -1025,7 +1025,7 @@
                 <w:i w:val="0"/>
                 <w:sz w:val="17"/>
               </w:rPr>
-              <w:t>Incoherence! ABSATOU SY 1 a declaré que la catégorie socioprofessionnelle de sa mère est Travailleur familial contribuant à une entreprise familiale alors que la mère elle-même declare comme catégorie socioprofessionnelle Stagiaire ou  Apprenti non rénuméré au niveau de la section 4b.</w:t>
+              <w:t>Incoherence! ELHADJI DIEYE a declaré que la branche d'activité de sa mère est Agriculture, Elevage, Pêche, alors que la mère elle-même declare comme branche Sans emploi au niveau de la section 4a.</w:t>
             </w:r>
           </w:p>
         </w:tc>
@@ -1115,7 +1115,7 @@
                 <w:i w:val="0"/>
                 <w:sz w:val="17"/>
               </w:rPr>
-              <w:t>Incoherence! DIEYNABA SY a declaré que la catégorie socioprofessionnelle de sa mère est Travailleur familial contribuant à une entreprise familiale alors que la mère elle-même declare comme catégorie socioprofessionnelle Stagiaire ou  Apprenti non rénuméré au niveau de la section 4b.</w:t>
+              <w:t>Incoherence! ELHADJI DIEYE a declaré que la catégorie socioprofessionnelle de sa mère est Travailleur familial contribuant à une entreprise familiale alors que la mère elle-même declare comme catégorie socioprofessionnelle Travailleur pour compte propre au niveau de la section 4b.</w:t>
             </w:r>
           </w:p>
         </w:tc>
@@ -1174,7 +1174,7 @@
                 <w:color w:val="16A34A"/>
                 <w:sz w:val="16"/>
               </w:rPr>
-              <w:t>—</w:t>
+              <w:t>s01q32, s01q37, s04q23, s01q00b, s01q37_decode, s04q23_decode</w:t>
             </w:r>
           </w:p>
         </w:tc>
@@ -1205,7 +1205,7 @@
                 <w:i w:val="0"/>
                 <w:sz w:val="17"/>
               </w:rPr>
-              <w:t>Incoherence! ELHADJI DIEYE a declaré que la branche d'activité de sa mère est Agriculture, Elevage, Pêche, alors que la mère elle-même declare comme branche Sans emploi au niveau de la section 4a.</w:t>
+              <w:t>Incoherence! KHATA SY a declaré que la catégorie socioprofessionnelle de sa mère est Travailleur familial contribuant à une entreprise familiale alors que la mère elle-même declare comme catégorie socioprofessionnelle Stagiaire ou  Apprenti non rénuméré au niveau de la section 4b.</w:t>
             </w:r>
           </w:p>
         </w:tc>
@@ -1295,7 +1295,7 @@
                 <w:i w:val="0"/>
                 <w:sz w:val="17"/>
               </w:rPr>
-              <w:t>Incoherence! ELHADJI DIEYE a declaré que la catégorie socioprofessionnelle de sa mère est Travailleur familial contribuant à une entreprise familiale alors que la mère elle-même declare comme catégorie socioprofessionnelle Travailleur pour compte propre au niveau de la section 4b.</w:t>
+              <w:t>Incoherence! SAER SY a declaré que la catégorie socioprofessionnelle de sa mère est Travailleur familial contribuant à une entreprise familiale alors que la mère elle-même declare comme catégorie socioprofessionnelle Travailleur pour compte propre au niveau de la section 4b.</w:t>
             </w:r>
           </w:p>
         </w:tc>
@@ -1385,7 +1385,7 @@
                 <w:i w:val="0"/>
                 <w:sz w:val="17"/>
               </w:rPr>
-              <w:t>Incoherence! KHATA SY a declaré que la catégorie socioprofessionnelle de sa mère est Travailleur familial contribuant à une entreprise familiale alors que la mère elle-même declare comme catégorie socioprofessionnelle Stagiaire ou  Apprenti non rénuméré au niveau de la section 4b.</w:t>
+              <w:t>Incoherence! THIERNO SY a declaré que la catégorie socioprofessionnelle de sa mère est Travailleur familial contribuant à une entreprise familiale alors que la mère elle-même declare comme catégorie socioprofessionnelle Travailleur pour compte propre au niveau de la section 4b.</w:t>
             </w:r>
           </w:p>
         </w:tc>
@@ -1508,7 +1508,7 @@
                 <w:i w:val="0"/>
                 <w:sz w:val="16"/>
               </w:rPr>
-              <w:t>S02</w:t>
+              <w:t>S04</w:t>
               <w:br/>
             </w:r>
             <w:r>
@@ -1518,7 +1518,7 @@
                 <w:color w:val="64748B"/>
                 <w:sz w:val="14"/>
               </w:rPr>
-              <w:t>Éducation</w:t>
+              <w:t>Emploi</w:t>
             </w:r>
           </w:p>
         </w:tc>
@@ -1534,7 +1534,7 @@
                 <w:color w:val="16A34A"/>
                 <w:sz w:val="16"/>
               </w:rPr>
-              <w:t>—</w:t>
+              <w:t>s04q46</w:t>
             </w:r>
           </w:p>
         </w:tc>
@@ -1565,7 +1565,7 @@
                 <w:i w:val="0"/>
                 <w:sz w:val="17"/>
               </w:rPr>
-              <w:t>Incohérence!!! seulement les écoles privées paient les frais de scolarité (y compris les frais d'inscription).</w:t>
+              <w:t>Incohérence! COUMBA DIOUF  evolue dans l'agriculture mais est  considéré comme salarié ou stagiaire/apprenti non renuméré, prière de revoir la question s04q46 et corriger.</w:t>
             </w:r>
           </w:p>
         </w:tc>
@@ -1655,7 +1655,7 @@
                 <w:i w:val="0"/>
                 <w:sz w:val="17"/>
               </w:rPr>
-              <w:t>Incohérence! COUMBA DIOUF  evolue dans l'agriculture mais est  considéré comme salarié ou stagiaire/apprenti non renuméré, prière de revoir la question s04q46 et corriger.</w:t>
+              <w:t>Incohérence! KHATA SY  evolue dans l'agriculture mais est  considéré comme salarié ou stagiaire/apprenti non renuméré, prière de revoir la question s04q46 et corriger.</w:t>
             </w:r>
           </w:p>
         </w:tc>
@@ -1688,7 +1688,7 @@
                 <w:i w:val="0"/>
                 <w:sz w:val="16"/>
               </w:rPr>
-              <w:t>S04</w:t>
+              <w:t>S10</w:t>
               <w:br/>
             </w:r>
             <w:r>
@@ -1698,7 +1698,7 @@
                 <w:color w:val="64748B"/>
                 <w:sz w:val="14"/>
               </w:rPr>
-              <w:t>Emploi</w:t>
+              <w:t>Logement</w:t>
             </w:r>
           </w:p>
         </w:tc>
@@ -1714,7 +1714,7 @@
                 <w:color w:val="16A34A"/>
                 <w:sz w:val="16"/>
               </w:rPr>
-              <w:t>s04q46</w:t>
+              <w:t>S04q10, S04q14</w:t>
             </w:r>
           </w:p>
         </w:tc>
@@ -1745,7 +1745,7 @@
                 <w:i w:val="0"/>
                 <w:sz w:val="17"/>
               </w:rPr>
-              <w:t>Incohérence! KHATA SY  evolue dans l'agriculture mais est  considéré comme salarié ou stagiaire/apprenti non renuméré, prière de revoir la question s04q46 et corriger.</w:t>
+              <w:t>Incoherence!! Au moins un membre du ménage a répondu oui à la question S04q10 ou S04q14, alors qu'aucune entreprise non agricole n'est déclarée pour le ménage.</w:t>
             </w:r>
           </w:p>
         </w:tc>
@@ -1778,7 +1778,7 @@
                 <w:i w:val="0"/>
                 <w:sz w:val="16"/>
               </w:rPr>
-              <w:t>S10</w:t>
+              <w:t>S16</w:t>
               <w:br/>
             </w:r>
             <w:r>
@@ -1788,7 +1788,7 @@
                 <w:color w:val="64748B"/>
                 <w:sz w:val="14"/>
               </w:rPr>
-              <w:t>Logement</w:t>
+              <w:t>Agriculture</w:t>
             </w:r>
           </w:p>
         </w:tc>
@@ -1804,7 +1804,7 @@
                 <w:color w:val="16A34A"/>
                 <w:sz w:val="16"/>
               </w:rPr>
-              <w:t>S04q10, S04q14</w:t>
+              <w:t>s00q07a, s00q08, s00q10, s00q13_0, s00q15_0, s00q17_0, s00q23a, s00q23b</w:t>
             </w:r>
           </w:p>
         </w:tc>
@@ -1835,7 +1835,7 @@
                 <w:i w:val="0"/>
                 <w:sz w:val="17"/>
               </w:rPr>
-              <w:t>Incoherence!! Au moins un membre du ménage a répondu oui à la question S04q10 ou S04q14, alors qu'aucune entreprise non agricole n'est déclarée pour le ménage.</w:t>
+              <w:t>La somme des quantités consommées (165 kg), des quantités offertes (110 kg),  des quantités vendus (0 kg) et des quantités en stock (55 kg) depasse la quantité totale (1 kg) que le ménage a eu après la recolte de Arachide , prière de corriger cette incoherence.</w:t>
             </w:r>
           </w:p>
         </w:tc>
@@ -1850,10 +1850,10 @@
               <w:rPr>
                 <w:b/>
                 <w:i w:val="0"/>
-                <w:color w:val="DC2626"/>
-                <w:sz w:val="16"/>
-              </w:rPr>
-              <w:t>Haute</w:t>
+                <w:color w:val="EA580C"/>
+                <w:sz w:val="16"/>
+              </w:rPr>
+              <w:t>Moyenne</w:t>
             </w:r>
           </w:p>
         </w:tc>
@@ -1868,7 +1868,7 @@
                 <w:i w:val="0"/>
                 <w:sz w:val="16"/>
               </w:rPr>
-              <w:t>S16</w:t>
+              <w:t>S01</w:t>
               <w:br/>
             </w:r>
             <w:r>
@@ -1878,7 +1878,7 @@
                 <w:color w:val="64748B"/>
                 <w:sz w:val="14"/>
               </w:rPr>
-              <w:t>Agriculture</w:t>
+              <w:t>Démographie</w:t>
             </w:r>
           </w:p>
         </w:tc>
@@ -1894,7 +1894,7 @@
                 <w:color w:val="16A34A"/>
                 <w:sz w:val="16"/>
               </w:rPr>
-              <w:t>s00q07a, s00q08, s00q10, s00q13_0, s00q15_0, s00q17_0, s00q23a, s00q23b</w:t>
+              <w:t>—</w:t>
             </w:r>
           </w:p>
         </w:tc>
@@ -1925,7 +1925,7 @@
                 <w:i w:val="0"/>
                 <w:sz w:val="17"/>
               </w:rPr>
-              <w:t>La somme des quantités consommées (165 kg), des quantités offertes (110 kg),  des quantités vendus (0 kg) et des quantités en stock (55 kg) depasse la quantité totale (1 kg) que le ménage a eu après la recolte de Arachide , prière de corriger cette incoherence.</w:t>
+              <w:t>Prière de verifier l'information donnée par ABLAYE SY ou corriger au niveau de la section 1.</w:t>
             </w:r>
           </w:p>
         </w:tc>
@@ -2015,7 +2015,7 @@
                 <w:i w:val="0"/>
                 <w:sz w:val="17"/>
               </w:rPr>
-              <w:t>Prière de verifier l'information donnée par ABLAYE SY ou corriger au niveau de la section 1.</w:t>
+              <w:t>Prière de verifier l'information donnée par ABSATOU SY 1 ou corriger au niveau de la section 1.</w:t>
             </w:r>
           </w:p>
         </w:tc>
@@ -2195,7 +2195,7 @@
                 <w:i w:val="0"/>
                 <w:sz w:val="17"/>
               </w:rPr>
-              <w:t>Prière de verifier l'information donnée par SAER SY ou corriger au niveau de la section 1.</w:t>
+              <w:t>Prière de verifier l'information donnée par DIEYNABA SY ou corriger au niveau de la section 1.</w:t>
             </w:r>
           </w:p>
         </w:tc>
@@ -2285,7 +2285,7 @@
                 <w:i w:val="0"/>
                 <w:sz w:val="17"/>
               </w:rPr>
-              <w:t>Prière de verifier l'information donnée par THIERNO SY ou corriger au niveau de la section 1.</w:t>
+              <w:t>Prière de verifier l'information donnée par ELHADJI DIEYE ou corriger au niveau de la section 1.</w:t>
             </w:r>
           </w:p>
         </w:tc>
@@ -2344,7 +2344,7 @@
                 <w:color w:val="16A34A"/>
                 <w:sz w:val="16"/>
               </w:rPr>
-              <w:t>s00q27, s01q03a, s01q03b, s01q03c, s01q00b</w:t>
+              <w:t>—</w:t>
             </w:r>
           </w:p>
         </w:tc>
@@ -2375,7 +2375,7 @@
                 <w:i w:val="0"/>
                 <w:sz w:val="17"/>
               </w:rPr>
-              <w:t>Les informations sur l'acte de naissance (ni Jours, ni mois et ni années) de  ABSATOU SY 1  manquent, s'il vous plait pouvez-vous fournir d'effort pour avoir ces informations.</w:t>
+              <w:t>Prière de verifier l'information donnée par KHATA SY ou corriger au niveau de la section 1.</w:t>
             </w:r>
           </w:p>
         </w:tc>
@@ -2434,7 +2434,7 @@
                 <w:color w:val="16A34A"/>
                 <w:sz w:val="16"/>
               </w:rPr>
-              <w:t>s01q04a, s01q03b</w:t>
+              <w:t>—</w:t>
             </w:r>
           </w:p>
         </w:tc>
@@ -2465,7 +2465,7 @@
                 <w:i w:val="0"/>
                 <w:sz w:val="17"/>
               </w:rPr>
-              <w:t>Le mois de l'enfant ( ABSATOU SY 1 ) n'est pas connu mais vous avez declaré en s01q04a le nombre de mois, prière de changer NSP au niveau de s01q03b.</w:t>
+              <w:t>Prière de verifier l'information donnée par SAER SY ou corriger au niveau de la section 1.</w:t>
             </w:r>
           </w:p>
         </w:tc>
@@ -2555,997 +2555,7 @@
                 <w:i w:val="0"/>
                 <w:sz w:val="17"/>
               </w:rPr>
-              <w:t>Prière de verifier l'information donnée par ABSATOU SY 1 ou corriger au niveau de la section 1.</w:t>
-            </w:r>
-          </w:p>
-        </w:tc>
-      </w:tr>
-      <w:tr>
-        <w:tc>
-          <w:tcPr>
-            <w:tcW w:type="dxa" w:w="964"/>
-          </w:tcPr>
-          <w:p>
-            <w:r>
-              <w:rPr>
-                <w:b/>
-                <w:i w:val="0"/>
-                <w:color w:val="EA580C"/>
-                <w:sz w:val="16"/>
-              </w:rPr>
-              <w:t>Moyenne</w:t>
-            </w:r>
-          </w:p>
-        </w:tc>
-        <w:tc>
-          <w:tcPr>
-            <w:tcW w:type="dxa" w:w="1247"/>
-          </w:tcPr>
-          <w:p>
-            <w:r>
-              <w:rPr>
-                <w:b/>
-                <w:i w:val="0"/>
-                <w:sz w:val="16"/>
-              </w:rPr>
-              <w:t>S01</w:t>
-              <w:br/>
-            </w:r>
-            <w:r>
-              <w:rPr>
-                <w:b w:val="0"/>
-                <w:i w:val="0"/>
-                <w:color w:val="64748B"/>
-                <w:sz w:val="14"/>
-              </w:rPr>
-              <w:t>Démographie</w:t>
-            </w:r>
-          </w:p>
-        </w:tc>
-        <w:tc>
-          <w:tcPr>
-            <w:tcW w:type="dxa" w:w="1531"/>
-          </w:tcPr>
-          <w:p>
-            <w:r>
-              <w:rPr>
-                <w:b/>
-                <w:i w:val="0"/>
-                <w:color w:val="16A34A"/>
-                <w:sz w:val="16"/>
-              </w:rPr>
-              <w:t>s00q27, s01q03a, s01q03b, s01q03c, s01q00b</w:t>
-            </w:r>
-          </w:p>
-        </w:tc>
-        <w:tc>
-          <w:tcPr>
-            <w:tcW w:type="dxa" w:w="1191"/>
-          </w:tcPr>
-          <w:p>
-            <w:r>
-              <w:rPr>
-                <w:b w:val="0"/>
-                <w:i w:val="0"/>
-                <w:color w:val="64748B"/>
-                <w:sz w:val="16"/>
-              </w:rPr>
-              <w:t>GT-CQ</w:t>
-            </w:r>
-          </w:p>
-        </w:tc>
-        <w:tc>
-          <w:tcPr>
-            <w:tcW w:type="dxa" w:w="4706"/>
-          </w:tcPr>
-          <w:p>
-            <w:r>
-              <w:rPr>
-                <w:b w:val="0"/>
-                <w:i w:val="0"/>
-                <w:sz w:val="17"/>
-              </w:rPr>
-              <w:t>Les informations sur l'acte de naissance (ni Jours, ni mois et ni années) de  DIEYNABA SY  manquent, s'il vous plait pouvez-vous fournir d'effort pour avoir ces informations.</w:t>
-            </w:r>
-          </w:p>
-        </w:tc>
-      </w:tr>
-      <w:tr>
-        <w:tc>
-          <w:tcPr>
-            <w:tcW w:type="dxa" w:w="964"/>
-          </w:tcPr>
-          <w:p>
-            <w:r>
-              <w:rPr>
-                <w:b/>
-                <w:i w:val="0"/>
-                <w:color w:val="EA580C"/>
-                <w:sz w:val="16"/>
-              </w:rPr>
-              <w:t>Moyenne</w:t>
-            </w:r>
-          </w:p>
-        </w:tc>
-        <w:tc>
-          <w:tcPr>
-            <w:tcW w:type="dxa" w:w="1247"/>
-          </w:tcPr>
-          <w:p>
-            <w:r>
-              <w:rPr>
-                <w:b/>
-                <w:i w:val="0"/>
-                <w:sz w:val="16"/>
-              </w:rPr>
-              <w:t>S01</w:t>
-              <w:br/>
-            </w:r>
-            <w:r>
-              <w:rPr>
-                <w:b w:val="0"/>
-                <w:i w:val="0"/>
-                <w:color w:val="64748B"/>
-                <w:sz w:val="14"/>
-              </w:rPr>
-              <w:t>Démographie</w:t>
-            </w:r>
-          </w:p>
-        </w:tc>
-        <w:tc>
-          <w:tcPr>
-            <w:tcW w:type="dxa" w:w="1531"/>
-          </w:tcPr>
-          <w:p>
-            <w:r>
-              <w:rPr>
-                <w:b/>
-                <w:i w:val="0"/>
-                <w:color w:val="16A34A"/>
-                <w:sz w:val="16"/>
-              </w:rPr>
-              <w:t>s01q04a, s01q03b</w:t>
-            </w:r>
-          </w:p>
-        </w:tc>
-        <w:tc>
-          <w:tcPr>
-            <w:tcW w:type="dxa" w:w="1191"/>
-          </w:tcPr>
-          <w:p>
-            <w:r>
-              <w:rPr>
-                <w:b w:val="0"/>
-                <w:i w:val="0"/>
-                <w:color w:val="64748B"/>
-                <w:sz w:val="16"/>
-              </w:rPr>
-              <w:t>GT-CQ</w:t>
-            </w:r>
-          </w:p>
-        </w:tc>
-        <w:tc>
-          <w:tcPr>
-            <w:tcW w:type="dxa" w:w="4706"/>
-          </w:tcPr>
-          <w:p>
-            <w:r>
-              <w:rPr>
-                <w:b w:val="0"/>
-                <w:i w:val="0"/>
-                <w:sz w:val="17"/>
-              </w:rPr>
-              <w:t>Le mois de l'enfant ( DIEYNABA SY ) n'est pas connu mais vous avez declaré en s01q04a le nombre de mois, prière de changer NSP au niveau de s01q03b.</w:t>
-            </w:r>
-          </w:p>
-        </w:tc>
-      </w:tr>
-      <w:tr>
-        <w:tc>
-          <w:tcPr>
-            <w:tcW w:type="dxa" w:w="964"/>
-          </w:tcPr>
-          <w:p>
-            <w:r>
-              <w:rPr>
-                <w:b/>
-                <w:i w:val="0"/>
-                <w:color w:val="EA580C"/>
-                <w:sz w:val="16"/>
-              </w:rPr>
-              <w:t>Moyenne</w:t>
-            </w:r>
-          </w:p>
-        </w:tc>
-        <w:tc>
-          <w:tcPr>
-            <w:tcW w:type="dxa" w:w="1247"/>
-          </w:tcPr>
-          <w:p>
-            <w:r>
-              <w:rPr>
-                <w:b/>
-                <w:i w:val="0"/>
-                <w:sz w:val="16"/>
-              </w:rPr>
-              <w:t>S01</w:t>
-              <w:br/>
-            </w:r>
-            <w:r>
-              <w:rPr>
-                <w:b w:val="0"/>
-                <w:i w:val="0"/>
-                <w:color w:val="64748B"/>
-                <w:sz w:val="14"/>
-              </w:rPr>
-              <w:t>Démographie</w:t>
-            </w:r>
-          </w:p>
-        </w:tc>
-        <w:tc>
-          <w:tcPr>
-            <w:tcW w:type="dxa" w:w="1531"/>
-          </w:tcPr>
-          <w:p>
-            <w:r>
-              <w:rPr>
-                <w:b/>
-                <w:i w:val="0"/>
-                <w:color w:val="16A34A"/>
-                <w:sz w:val="16"/>
-              </w:rPr>
-              <w:t>—</w:t>
-            </w:r>
-          </w:p>
-        </w:tc>
-        <w:tc>
-          <w:tcPr>
-            <w:tcW w:type="dxa" w:w="1191"/>
-          </w:tcPr>
-          <w:p>
-            <w:r>
-              <w:rPr>
-                <w:b w:val="0"/>
-                <w:i w:val="0"/>
-                <w:color w:val="64748B"/>
-                <w:sz w:val="16"/>
-              </w:rPr>
-              <w:t>GT-CQ</w:t>
-            </w:r>
-          </w:p>
-        </w:tc>
-        <w:tc>
-          <w:tcPr>
-            <w:tcW w:type="dxa" w:w="4706"/>
-          </w:tcPr>
-          <w:p>
-            <w:r>
-              <w:rPr>
-                <w:b w:val="0"/>
-                <w:i w:val="0"/>
-                <w:sz w:val="17"/>
-              </w:rPr>
-              <w:t>Prière de verifier l'information donnée par DIEYNABA SY ou corriger au niveau de la section 1.</w:t>
-            </w:r>
-          </w:p>
-        </w:tc>
-      </w:tr>
-      <w:tr>
-        <w:tc>
-          <w:tcPr>
-            <w:tcW w:type="dxa" w:w="964"/>
-          </w:tcPr>
-          <w:p>
-            <w:r>
-              <w:rPr>
-                <w:b/>
-                <w:i w:val="0"/>
-                <w:color w:val="EA580C"/>
-                <w:sz w:val="16"/>
-              </w:rPr>
-              <w:t>Moyenne</w:t>
-            </w:r>
-          </w:p>
-        </w:tc>
-        <w:tc>
-          <w:tcPr>
-            <w:tcW w:type="dxa" w:w="1247"/>
-          </w:tcPr>
-          <w:p>
-            <w:r>
-              <w:rPr>
-                <w:b/>
-                <w:i w:val="0"/>
-                <w:sz w:val="16"/>
-              </w:rPr>
-              <w:t>S01</w:t>
-              <w:br/>
-            </w:r>
-            <w:r>
-              <w:rPr>
-                <w:b w:val="0"/>
-                <w:i w:val="0"/>
-                <w:color w:val="64748B"/>
-                <w:sz w:val="14"/>
-              </w:rPr>
-              <w:t>Démographie</w:t>
-            </w:r>
-          </w:p>
-        </w:tc>
-        <w:tc>
-          <w:tcPr>
-            <w:tcW w:type="dxa" w:w="1531"/>
-          </w:tcPr>
-          <w:p>
-            <w:r>
-              <w:rPr>
-                <w:b/>
-                <w:i w:val="0"/>
-                <w:color w:val="16A34A"/>
-                <w:sz w:val="16"/>
-              </w:rPr>
-              <w:t>s00q27, s01q03a, s01q03b, s01q03c, s01q00b</w:t>
-            </w:r>
-          </w:p>
-        </w:tc>
-        <w:tc>
-          <w:tcPr>
-            <w:tcW w:type="dxa" w:w="1191"/>
-          </w:tcPr>
-          <w:p>
-            <w:r>
-              <w:rPr>
-                <w:b w:val="0"/>
-                <w:i w:val="0"/>
-                <w:color w:val="64748B"/>
-                <w:sz w:val="16"/>
-              </w:rPr>
-              <w:t>GT-CQ</w:t>
-            </w:r>
-          </w:p>
-        </w:tc>
-        <w:tc>
-          <w:tcPr>
-            <w:tcW w:type="dxa" w:w="4706"/>
-          </w:tcPr>
-          <w:p>
-            <w:r>
-              <w:rPr>
-                <w:b w:val="0"/>
-                <w:i w:val="0"/>
-                <w:sz w:val="17"/>
-              </w:rPr>
-              <w:t>Les informations sur l'acte de naissance (ni Jours, ni mois et ni années) de  ELHADJI DIEYE  manquent, s'il vous plait pouvez-vous fournir d'effort pour avoir ces informations.</w:t>
-            </w:r>
-          </w:p>
-        </w:tc>
-      </w:tr>
-      <w:tr>
-        <w:tc>
-          <w:tcPr>
-            <w:tcW w:type="dxa" w:w="964"/>
-          </w:tcPr>
-          <w:p>
-            <w:r>
-              <w:rPr>
-                <w:b/>
-                <w:i w:val="0"/>
-                <w:color w:val="EA580C"/>
-                <w:sz w:val="16"/>
-              </w:rPr>
-              <w:t>Moyenne</w:t>
-            </w:r>
-          </w:p>
-        </w:tc>
-        <w:tc>
-          <w:tcPr>
-            <w:tcW w:type="dxa" w:w="1247"/>
-          </w:tcPr>
-          <w:p>
-            <w:r>
-              <w:rPr>
-                <w:b/>
-                <w:i w:val="0"/>
-                <w:sz w:val="16"/>
-              </w:rPr>
-              <w:t>S01</w:t>
-              <w:br/>
-            </w:r>
-            <w:r>
-              <w:rPr>
-                <w:b w:val="0"/>
-                <w:i w:val="0"/>
-                <w:color w:val="64748B"/>
-                <w:sz w:val="14"/>
-              </w:rPr>
-              <w:t>Démographie</w:t>
-            </w:r>
-          </w:p>
-        </w:tc>
-        <w:tc>
-          <w:tcPr>
-            <w:tcW w:type="dxa" w:w="1531"/>
-          </w:tcPr>
-          <w:p>
-            <w:r>
-              <w:rPr>
-                <w:b/>
-                <w:i w:val="0"/>
-                <w:color w:val="16A34A"/>
-                <w:sz w:val="16"/>
-              </w:rPr>
-              <w:t>—</w:t>
-            </w:r>
-          </w:p>
-        </w:tc>
-        <w:tc>
-          <w:tcPr>
-            <w:tcW w:type="dxa" w:w="1191"/>
-          </w:tcPr>
-          <w:p>
-            <w:r>
-              <w:rPr>
-                <w:b w:val="0"/>
-                <w:i w:val="0"/>
-                <w:color w:val="64748B"/>
-                <w:sz w:val="16"/>
-              </w:rPr>
-              <w:t>GT-CQ</w:t>
-            </w:r>
-          </w:p>
-        </w:tc>
-        <w:tc>
-          <w:tcPr>
-            <w:tcW w:type="dxa" w:w="4706"/>
-          </w:tcPr>
-          <w:p>
-            <w:r>
-              <w:rPr>
-                <w:b w:val="0"/>
-                <w:i w:val="0"/>
-                <w:sz w:val="17"/>
-              </w:rPr>
-              <w:t>Prière de verifier l'information donnée par ELHADJI DIEYE ou corriger au niveau de la section 1.</w:t>
-            </w:r>
-          </w:p>
-        </w:tc>
-      </w:tr>
-      <w:tr>
-        <w:tc>
-          <w:tcPr>
-            <w:tcW w:type="dxa" w:w="964"/>
-          </w:tcPr>
-          <w:p>
-            <w:r>
-              <w:rPr>
-                <w:b/>
-                <w:i w:val="0"/>
-                <w:color w:val="EA580C"/>
-                <w:sz w:val="16"/>
-              </w:rPr>
-              <w:t>Moyenne</w:t>
-            </w:r>
-          </w:p>
-        </w:tc>
-        <w:tc>
-          <w:tcPr>
-            <w:tcW w:type="dxa" w:w="1247"/>
-          </w:tcPr>
-          <w:p>
-            <w:r>
-              <w:rPr>
-                <w:b/>
-                <w:i w:val="0"/>
-                <w:sz w:val="16"/>
-              </w:rPr>
-              <w:t>S01</w:t>
-              <w:br/>
-            </w:r>
-            <w:r>
-              <w:rPr>
-                <w:b w:val="0"/>
-                <w:i w:val="0"/>
-                <w:color w:val="64748B"/>
-                <w:sz w:val="14"/>
-              </w:rPr>
-              <w:t>Démographie</w:t>
-            </w:r>
-          </w:p>
-        </w:tc>
-        <w:tc>
-          <w:tcPr>
-            <w:tcW w:type="dxa" w:w="1531"/>
-          </w:tcPr>
-          <w:p>
-            <w:r>
-              <w:rPr>
-                <w:b/>
-                <w:i w:val="0"/>
-                <w:color w:val="16A34A"/>
-                <w:sz w:val="16"/>
-              </w:rPr>
-              <w:t>s00q27, s01q03a, s01q03b, s01q03c, s01q00b</w:t>
-            </w:r>
-          </w:p>
-        </w:tc>
-        <w:tc>
-          <w:tcPr>
-            <w:tcW w:type="dxa" w:w="1191"/>
-          </w:tcPr>
-          <w:p>
-            <w:r>
-              <w:rPr>
-                <w:b w:val="0"/>
-                <w:i w:val="0"/>
-                <w:color w:val="64748B"/>
-                <w:sz w:val="16"/>
-              </w:rPr>
-              <w:t>GT-CQ</w:t>
-            </w:r>
-          </w:p>
-        </w:tc>
-        <w:tc>
-          <w:tcPr>
-            <w:tcW w:type="dxa" w:w="4706"/>
-          </w:tcPr>
-          <w:p>
-            <w:r>
-              <w:rPr>
-                <w:b w:val="0"/>
-                <w:i w:val="0"/>
-                <w:sz w:val="17"/>
-              </w:rPr>
-              <w:t>Les informations sur l'acte de naissance (ni Jours, ni mois et ni années) de  KHATA SY  manquent, s'il vous plait pouvez-vous fournir d'effort pour avoir ces informations.</w:t>
-            </w:r>
-          </w:p>
-        </w:tc>
-      </w:tr>
-      <w:tr>
-        <w:tc>
-          <w:tcPr>
-            <w:tcW w:type="dxa" w:w="964"/>
-          </w:tcPr>
-          <w:p>
-            <w:r>
-              <w:rPr>
-                <w:b/>
-                <w:i w:val="0"/>
-                <w:color w:val="EA580C"/>
-                <w:sz w:val="16"/>
-              </w:rPr>
-              <w:t>Moyenne</w:t>
-            </w:r>
-          </w:p>
-        </w:tc>
-        <w:tc>
-          <w:tcPr>
-            <w:tcW w:type="dxa" w:w="1247"/>
-          </w:tcPr>
-          <w:p>
-            <w:r>
-              <w:rPr>
-                <w:b/>
-                <w:i w:val="0"/>
-                <w:sz w:val="16"/>
-              </w:rPr>
-              <w:t>S01</w:t>
-              <w:br/>
-            </w:r>
-            <w:r>
-              <w:rPr>
-                <w:b w:val="0"/>
-                <w:i w:val="0"/>
-                <w:color w:val="64748B"/>
-                <w:sz w:val="14"/>
-              </w:rPr>
-              <w:t>Démographie</w:t>
-            </w:r>
-          </w:p>
-        </w:tc>
-        <w:tc>
-          <w:tcPr>
-            <w:tcW w:type="dxa" w:w="1531"/>
-          </w:tcPr>
-          <w:p>
-            <w:r>
-              <w:rPr>
-                <w:b/>
-                <w:i w:val="0"/>
-                <w:color w:val="16A34A"/>
-                <w:sz w:val="16"/>
-              </w:rPr>
-              <w:t>—</w:t>
-            </w:r>
-          </w:p>
-        </w:tc>
-        <w:tc>
-          <w:tcPr>
-            <w:tcW w:type="dxa" w:w="1191"/>
-          </w:tcPr>
-          <w:p>
-            <w:r>
-              <w:rPr>
-                <w:b w:val="0"/>
-                <w:i w:val="0"/>
-                <w:color w:val="64748B"/>
-                <w:sz w:val="16"/>
-              </w:rPr>
-              <w:t>GT-CQ</w:t>
-            </w:r>
-          </w:p>
-        </w:tc>
-        <w:tc>
-          <w:tcPr>
-            <w:tcW w:type="dxa" w:w="4706"/>
-          </w:tcPr>
-          <w:p>
-            <w:r>
-              <w:rPr>
-                <w:b w:val="0"/>
-                <w:i w:val="0"/>
-                <w:sz w:val="17"/>
-              </w:rPr>
-              <w:t>Prière de verifier l'information donnée par KHATA SY ou corriger au niveau de la section 1.</w:t>
-            </w:r>
-          </w:p>
-        </w:tc>
-      </w:tr>
-      <w:tr>
-        <w:tc>
-          <w:tcPr>
-            <w:tcW w:type="dxa" w:w="964"/>
-          </w:tcPr>
-          <w:p>
-            <w:r>
-              <w:rPr>
-                <w:b/>
-                <w:i w:val="0"/>
-                <w:color w:val="EA580C"/>
-                <w:sz w:val="16"/>
-              </w:rPr>
-              <w:t>Moyenne</w:t>
-            </w:r>
-          </w:p>
-        </w:tc>
-        <w:tc>
-          <w:tcPr>
-            <w:tcW w:type="dxa" w:w="1247"/>
-          </w:tcPr>
-          <w:p>
-            <w:r>
-              <w:rPr>
-                <w:b/>
-                <w:i w:val="0"/>
-                <w:sz w:val="16"/>
-              </w:rPr>
-              <w:t>S01</w:t>
-              <w:br/>
-            </w:r>
-            <w:r>
-              <w:rPr>
-                <w:b w:val="0"/>
-                <w:i w:val="0"/>
-                <w:color w:val="64748B"/>
-                <w:sz w:val="14"/>
-              </w:rPr>
-              <w:t>Démographie</w:t>
-            </w:r>
-          </w:p>
-        </w:tc>
-        <w:tc>
-          <w:tcPr>
-            <w:tcW w:type="dxa" w:w="1531"/>
-          </w:tcPr>
-          <w:p>
-            <w:r>
-              <w:rPr>
-                <w:b/>
-                <w:i w:val="0"/>
-                <w:color w:val="16A34A"/>
-                <w:sz w:val="16"/>
-              </w:rPr>
-              <w:t>s00q27, s01q03a, s01q03b, s01q03c, s01q00b</w:t>
-            </w:r>
-          </w:p>
-        </w:tc>
-        <w:tc>
-          <w:tcPr>
-            <w:tcW w:type="dxa" w:w="1191"/>
-          </w:tcPr>
-          <w:p>
-            <w:r>
-              <w:rPr>
-                <w:b w:val="0"/>
-                <w:i w:val="0"/>
-                <w:color w:val="64748B"/>
-                <w:sz w:val="16"/>
-              </w:rPr>
-              <w:t>GT-CQ</w:t>
-            </w:r>
-          </w:p>
-        </w:tc>
-        <w:tc>
-          <w:tcPr>
-            <w:tcW w:type="dxa" w:w="4706"/>
-          </w:tcPr>
-          <w:p>
-            <w:r>
-              <w:rPr>
-                <w:b w:val="0"/>
-                <w:i w:val="0"/>
-                <w:sz w:val="17"/>
-              </w:rPr>
-              <w:t>Les informations sur l'acte de naissance (ni Jours, ni mois et ni années) de  NENE BA  manquent, s'il vous plait pouvez-vous fournir d'effort pour avoir ces informations.</w:t>
-            </w:r>
-          </w:p>
-        </w:tc>
-      </w:tr>
-      <w:tr>
-        <w:tc>
-          <w:tcPr>
-            <w:tcW w:type="dxa" w:w="964"/>
-          </w:tcPr>
-          <w:p>
-            <w:r>
-              <w:rPr>
-                <w:b/>
-                <w:i w:val="0"/>
-                <w:color w:val="EA580C"/>
-                <w:sz w:val="16"/>
-              </w:rPr>
-              <w:t>Moyenne</w:t>
-            </w:r>
-          </w:p>
-        </w:tc>
-        <w:tc>
-          <w:tcPr>
-            <w:tcW w:type="dxa" w:w="1247"/>
-          </w:tcPr>
-          <w:p>
-            <w:r>
-              <w:rPr>
-                <w:b/>
-                <w:i w:val="0"/>
-                <w:sz w:val="16"/>
-              </w:rPr>
-              <w:t>S02</w:t>
-              <w:br/>
-            </w:r>
-            <w:r>
-              <w:rPr>
-                <w:b w:val="0"/>
-                <w:i w:val="0"/>
-                <w:color w:val="64748B"/>
-                <w:sz w:val="14"/>
-              </w:rPr>
-              <w:t>Éducation</w:t>
-            </w:r>
-          </w:p>
-        </w:tc>
-        <w:tc>
-          <w:tcPr>
-            <w:tcW w:type="dxa" w:w="1531"/>
-          </w:tcPr>
-          <w:p>
-            <w:r>
-              <w:rPr>
-                <w:b/>
-                <w:i w:val="0"/>
-                <w:color w:val="16A34A"/>
-                <w:sz w:val="16"/>
-              </w:rPr>
-              <w:t>—</w:t>
-            </w:r>
-          </w:p>
-        </w:tc>
-        <w:tc>
-          <w:tcPr>
-            <w:tcW w:type="dxa" w:w="1191"/>
-          </w:tcPr>
-          <w:p>
-            <w:r>
-              <w:rPr>
-                <w:b w:val="0"/>
-                <w:i w:val="0"/>
-                <w:color w:val="64748B"/>
-                <w:sz w:val="16"/>
-              </w:rPr>
-              <w:t>GT-CQ</w:t>
-            </w:r>
-          </w:p>
-        </w:tc>
-        <w:tc>
-          <w:tcPr>
-            <w:tcW w:type="dxa" w:w="4706"/>
-          </w:tcPr>
-          <w:p>
-            <w:r>
-              <w:rPr>
-                <w:b w:val="0"/>
-                <w:i w:val="0"/>
-                <w:sz w:val="17"/>
-              </w:rPr>
-              <w:t>veuillez, s'il vous plait, confirmer les frais de scolarité ( 500 FCFA) payée de ABLAYE SY avec le QG ou apporter les corrections nécessaires.</w:t>
-            </w:r>
-          </w:p>
-        </w:tc>
-      </w:tr>
-      <w:tr>
-        <w:tc>
-          <w:tcPr>
-            <w:tcW w:type="dxa" w:w="964"/>
-          </w:tcPr>
-          <w:p>
-            <w:r>
-              <w:rPr>
-                <w:b/>
-                <w:i w:val="0"/>
-                <w:color w:val="EA580C"/>
-                <w:sz w:val="16"/>
-              </w:rPr>
-              <w:t>Moyenne</w:t>
-            </w:r>
-          </w:p>
-        </w:tc>
-        <w:tc>
-          <w:tcPr>
-            <w:tcW w:type="dxa" w:w="1247"/>
-          </w:tcPr>
-          <w:p>
-            <w:r>
-              <w:rPr>
-                <w:b/>
-                <w:i w:val="0"/>
-                <w:sz w:val="16"/>
-              </w:rPr>
-              <w:t>S02</w:t>
-              <w:br/>
-            </w:r>
-            <w:r>
-              <w:rPr>
-                <w:b w:val="0"/>
-                <w:i w:val="0"/>
-                <w:color w:val="64748B"/>
-                <w:sz w:val="14"/>
-              </w:rPr>
-              <w:t>Éducation</w:t>
-            </w:r>
-          </w:p>
-        </w:tc>
-        <w:tc>
-          <w:tcPr>
-            <w:tcW w:type="dxa" w:w="1531"/>
-          </w:tcPr>
-          <w:p>
-            <w:r>
-              <w:rPr>
-                <w:b/>
-                <w:i w:val="0"/>
-                <w:color w:val="16A34A"/>
-                <w:sz w:val="16"/>
-              </w:rPr>
-              <w:t>—</w:t>
-            </w:r>
-          </w:p>
-        </w:tc>
-        <w:tc>
-          <w:tcPr>
-            <w:tcW w:type="dxa" w:w="1191"/>
-          </w:tcPr>
-          <w:p>
-            <w:r>
-              <w:rPr>
-                <w:b w:val="0"/>
-                <w:i w:val="0"/>
-                <w:color w:val="64748B"/>
-                <w:sz w:val="16"/>
-              </w:rPr>
-              <w:t>GT-CQ</w:t>
-            </w:r>
-          </w:p>
-        </w:tc>
-        <w:tc>
-          <w:tcPr>
-            <w:tcW w:type="dxa" w:w="4706"/>
-          </w:tcPr>
-          <w:p>
-            <w:r>
-              <w:rPr>
-                <w:b w:val="0"/>
-                <w:i w:val="0"/>
-                <w:sz w:val="17"/>
-              </w:rPr>
-              <w:t>veuillez, s'il vous plait, confirmer les frais de scolarité ( 500 FCFA) payée de AWA SY avec le QG ou apporter les corrections nécessaires.</w:t>
-            </w:r>
-          </w:p>
-        </w:tc>
-      </w:tr>
-      <w:tr>
-        <w:tc>
-          <w:tcPr>
-            <w:tcW w:type="dxa" w:w="964"/>
-          </w:tcPr>
-          <w:p>
-            <w:r>
-              <w:rPr>
-                <w:b/>
-                <w:i w:val="0"/>
-                <w:color w:val="EA580C"/>
-                <w:sz w:val="16"/>
-              </w:rPr>
-              <w:t>Moyenne</w:t>
-            </w:r>
-          </w:p>
-        </w:tc>
-        <w:tc>
-          <w:tcPr>
-            <w:tcW w:type="dxa" w:w="1247"/>
-          </w:tcPr>
-          <w:p>
-            <w:r>
-              <w:rPr>
-                <w:b/>
-                <w:i w:val="0"/>
-                <w:sz w:val="16"/>
-              </w:rPr>
-              <w:t>S02</w:t>
-              <w:br/>
-            </w:r>
-            <w:r>
-              <w:rPr>
-                <w:b w:val="0"/>
-                <w:i w:val="0"/>
-                <w:color w:val="64748B"/>
-                <w:sz w:val="14"/>
-              </w:rPr>
-              <w:t>Éducation</w:t>
-            </w:r>
-          </w:p>
-        </w:tc>
-        <w:tc>
-          <w:tcPr>
-            <w:tcW w:type="dxa" w:w="1531"/>
-          </w:tcPr>
-          <w:p>
-            <w:r>
-              <w:rPr>
-                <w:b/>
-                <w:i w:val="0"/>
-                <w:color w:val="16A34A"/>
-                <w:sz w:val="16"/>
-              </w:rPr>
-              <w:t>—</w:t>
-            </w:r>
-          </w:p>
-        </w:tc>
-        <w:tc>
-          <w:tcPr>
-            <w:tcW w:type="dxa" w:w="1191"/>
-          </w:tcPr>
-          <w:p>
-            <w:r>
-              <w:rPr>
-                <w:b w:val="0"/>
-                <w:i w:val="0"/>
-                <w:color w:val="64748B"/>
-                <w:sz w:val="16"/>
-              </w:rPr>
-              <w:t>GT-CQ</w:t>
-            </w:r>
-          </w:p>
-        </w:tc>
-        <w:tc>
-          <w:tcPr>
-            <w:tcW w:type="dxa" w:w="4706"/>
-          </w:tcPr>
-          <w:p>
-            <w:r>
-              <w:rPr>
-                <w:b w:val="0"/>
-                <w:i w:val="0"/>
-                <w:sz w:val="17"/>
-              </w:rPr>
-              <w:t>veuillez, s'il vous plait, confirmer les frais de scolarité ( 500 FCFA) payée de KHATA SY avec le QG ou apporter les corrections nécessaires.</w:t>
+              <w:t>Prière de verifier l'information donnée par THIERNO SY ou corriger au niveau de la section 1.</w:t>
             </w:r>
           </w:p>
         </w:tc>
